--- a/J02_LF9/01/Aufgabe 4.docx
+++ b/J02_LF9/01/Aufgabe 4.docx
@@ -35,6 +35,8 @@
         </w:rPr>
         <w:t>(Packet Tracer)</w:t>
       </w:r>
+      <w:bookmarkStart w:id="0" w:name="_GoBack"/>
+      <w:bookmarkEnd w:id="0"/>
     </w:p>
     <w:p>
       <w:pPr>
@@ -233,23 +235,7 @@
           <w:sz w:val="22"/>
           <w:szCs w:val="22"/>
         </w:rPr>
-        <w:t xml:space="preserve">Es soll das VLAN30 mit 2 weiteren PCs </w:t>
-      </w:r>
-      <w:proofErr w:type="gramStart"/>
-      <w:r>
-        <w:rPr>
-          <w:sz w:val="22"/>
-          <w:szCs w:val="22"/>
-        </w:rPr>
-        <w:t>hinzu kommen</w:t>
-      </w:r>
-      <w:proofErr w:type="gramEnd"/>
-      <w:r>
-        <w:rPr>
-          <w:sz w:val="22"/>
-          <w:szCs w:val="22"/>
-        </w:rPr>
-        <w:t>.</w:t>
+        <w:t>Es soll das VLAN30 mit 2 weiteren PCs hinzu kommen.</w:t>
       </w:r>
     </w:p>
     <w:p>
@@ -352,23 +338,7 @@
           <w:sz w:val="22"/>
           <w:szCs w:val="22"/>
         </w:rPr>
-        <w:t xml:space="preserve"> (</w:t>
-      </w:r>
-      <w:proofErr w:type="spellStart"/>
-      <w:r>
-        <w:rPr>
-          <w:sz w:val="22"/>
-          <w:szCs w:val="22"/>
-        </w:rPr>
-        <w:t>Moodle</w:t>
-      </w:r>
-      <w:proofErr w:type="spellEnd"/>
-      <w:r>
-        <w:rPr>
-          <w:sz w:val="22"/>
-          <w:szCs w:val="22"/>
-        </w:rPr>
-        <w:t xml:space="preserve">-Ordner). </w:t>
+        <w:t xml:space="preserve"> (Moodle-Ordner). </w:t>
       </w:r>
       <w:r>
         <w:rPr>
@@ -559,7 +529,6 @@
                 <w:szCs w:val="22"/>
               </w:rPr>
             </w:pPr>
-            <w:proofErr w:type="spellStart"/>
             <w:r>
               <w:rPr>
                 <w:rFonts w:ascii="Cascadia Code" w:hAnsi="Cascadia Code" w:cs="Cascadia Code"/>
@@ -567,37 +536,7 @@
                 <w:sz w:val="22"/>
                 <w:szCs w:val="22"/>
               </w:rPr>
-              <w:t>interface</w:t>
-            </w:r>
-            <w:proofErr w:type="spellEnd"/>
-            <w:r>
-              <w:rPr>
-                <w:rFonts w:ascii="Cascadia Code" w:hAnsi="Cascadia Code" w:cs="Cascadia Code"/>
-                <w:i/>
-                <w:sz w:val="22"/>
-                <w:szCs w:val="22"/>
-              </w:rPr>
-              <w:t xml:space="preserve"> </w:t>
-            </w:r>
-            <w:proofErr w:type="spellStart"/>
-            <w:r>
-              <w:rPr>
-                <w:rFonts w:ascii="Cascadia Code" w:hAnsi="Cascadia Code" w:cs="Cascadia Code"/>
-                <w:i/>
-                <w:sz w:val="22"/>
-                <w:szCs w:val="22"/>
-              </w:rPr>
-              <w:t>gigabitEthernet</w:t>
-            </w:r>
-            <w:proofErr w:type="spellEnd"/>
-            <w:r>
-              <w:rPr>
-                <w:rFonts w:ascii="Cascadia Code" w:hAnsi="Cascadia Code" w:cs="Cascadia Code"/>
-                <w:i/>
-                <w:sz w:val="22"/>
-                <w:szCs w:val="22"/>
-              </w:rPr>
-              <w:t xml:space="preserve"> 0/0</w:t>
+              <w:t>interface gigabitEthernet 0/0</w:t>
             </w:r>
           </w:p>
         </w:tc>
@@ -644,7 +583,6 @@
                 <w:szCs w:val="22"/>
               </w:rPr>
             </w:pPr>
-            <w:proofErr w:type="spellStart"/>
             <w:r>
               <w:rPr>
                 <w:rFonts w:ascii="Cascadia Code" w:hAnsi="Cascadia Code" w:cs="Cascadia Code"/>
@@ -652,49 +590,8 @@
                 <w:sz w:val="22"/>
                 <w:szCs w:val="22"/>
               </w:rPr>
-              <w:t>no</w:t>
-            </w:r>
-            <w:proofErr w:type="spellEnd"/>
-            <w:r>
-              <w:rPr>
-                <w:rFonts w:ascii="Cascadia Code" w:hAnsi="Cascadia Code" w:cs="Cascadia Code"/>
-                <w:i/>
-                <w:sz w:val="22"/>
-                <w:szCs w:val="22"/>
-              </w:rPr>
-              <w:t xml:space="preserve"> </w:t>
-            </w:r>
-            <w:proofErr w:type="spellStart"/>
-            <w:r>
-              <w:rPr>
-                <w:rFonts w:ascii="Cascadia Code" w:hAnsi="Cascadia Code" w:cs="Cascadia Code"/>
-                <w:i/>
-                <w:sz w:val="22"/>
-                <w:szCs w:val="22"/>
-              </w:rPr>
-              <w:t>ip</w:t>
-            </w:r>
-            <w:proofErr w:type="spellEnd"/>
-            <w:r>
-              <w:rPr>
-                <w:rFonts w:ascii="Cascadia Code" w:hAnsi="Cascadia Code" w:cs="Cascadia Code"/>
-                <w:i/>
-                <w:sz w:val="22"/>
-                <w:szCs w:val="22"/>
-              </w:rPr>
-              <w:t xml:space="preserve"> </w:t>
-            </w:r>
-            <w:proofErr w:type="spellStart"/>
-            <w:r>
-              <w:rPr>
-                <w:rFonts w:ascii="Cascadia Code" w:hAnsi="Cascadia Code" w:cs="Cascadia Code"/>
-                <w:i/>
-                <w:sz w:val="22"/>
-                <w:szCs w:val="22"/>
-              </w:rPr>
-              <w:t>address</w:t>
-            </w:r>
-            <w:proofErr w:type="spellEnd"/>
+              <w:t>no ip address</w:t>
+            </w:r>
           </w:p>
         </w:tc>
         <w:tc>
@@ -740,7 +637,6 @@
                 <w:szCs w:val="22"/>
               </w:rPr>
             </w:pPr>
-            <w:proofErr w:type="spellStart"/>
             <w:r>
               <w:rPr>
                 <w:rFonts w:ascii="Cascadia Code" w:hAnsi="Cascadia Code" w:cs="Cascadia Code"/>
@@ -748,37 +644,7 @@
                 <w:sz w:val="22"/>
                 <w:szCs w:val="22"/>
               </w:rPr>
-              <w:t>interface</w:t>
-            </w:r>
-            <w:proofErr w:type="spellEnd"/>
-            <w:r>
-              <w:rPr>
-                <w:rFonts w:ascii="Cascadia Code" w:hAnsi="Cascadia Code" w:cs="Cascadia Code"/>
-                <w:i/>
-                <w:sz w:val="22"/>
-                <w:szCs w:val="22"/>
-              </w:rPr>
-              <w:t xml:space="preserve"> </w:t>
-            </w:r>
-            <w:proofErr w:type="spellStart"/>
-            <w:r>
-              <w:rPr>
-                <w:rFonts w:ascii="Cascadia Code" w:hAnsi="Cascadia Code" w:cs="Cascadia Code"/>
-                <w:i/>
-                <w:sz w:val="22"/>
-                <w:szCs w:val="22"/>
-              </w:rPr>
-              <w:t>gigabitEthernet</w:t>
-            </w:r>
-            <w:proofErr w:type="spellEnd"/>
-            <w:r>
-              <w:rPr>
-                <w:rFonts w:ascii="Cascadia Code" w:hAnsi="Cascadia Code" w:cs="Cascadia Code"/>
-                <w:i/>
-                <w:sz w:val="22"/>
-                <w:szCs w:val="22"/>
-              </w:rPr>
-              <w:t xml:space="preserve"> 0/</w:t>
+              <w:t>interface gigabitEthernet 0/</w:t>
             </w:r>
             <w:r>
               <w:rPr>
@@ -850,7 +716,6 @@
                 <w:szCs w:val="22"/>
               </w:rPr>
             </w:pPr>
-            <w:proofErr w:type="spellStart"/>
             <w:r>
               <w:rPr>
                 <w:rFonts w:ascii="Cascadia Code" w:hAnsi="Cascadia Code" w:cs="Cascadia Code"/>
@@ -858,49 +723,8 @@
                 <w:sz w:val="22"/>
                 <w:szCs w:val="22"/>
               </w:rPr>
-              <w:t>no</w:t>
-            </w:r>
-            <w:proofErr w:type="spellEnd"/>
-            <w:r>
-              <w:rPr>
-                <w:rFonts w:ascii="Cascadia Code" w:hAnsi="Cascadia Code" w:cs="Cascadia Code"/>
-                <w:i/>
-                <w:sz w:val="22"/>
-                <w:szCs w:val="22"/>
-              </w:rPr>
-              <w:t xml:space="preserve"> </w:t>
-            </w:r>
-            <w:proofErr w:type="spellStart"/>
-            <w:r>
-              <w:rPr>
-                <w:rFonts w:ascii="Cascadia Code" w:hAnsi="Cascadia Code" w:cs="Cascadia Code"/>
-                <w:i/>
-                <w:sz w:val="22"/>
-                <w:szCs w:val="22"/>
-              </w:rPr>
-              <w:t>ip</w:t>
-            </w:r>
-            <w:proofErr w:type="spellEnd"/>
-            <w:r>
-              <w:rPr>
-                <w:rFonts w:ascii="Cascadia Code" w:hAnsi="Cascadia Code" w:cs="Cascadia Code"/>
-                <w:i/>
-                <w:sz w:val="22"/>
-                <w:szCs w:val="22"/>
-              </w:rPr>
-              <w:t xml:space="preserve"> </w:t>
-            </w:r>
-            <w:proofErr w:type="spellStart"/>
-            <w:r>
-              <w:rPr>
-                <w:rFonts w:ascii="Cascadia Code" w:hAnsi="Cascadia Code" w:cs="Cascadia Code"/>
-                <w:i/>
-                <w:sz w:val="22"/>
-                <w:szCs w:val="22"/>
-              </w:rPr>
-              <w:t>address</w:t>
-            </w:r>
-            <w:proofErr w:type="spellEnd"/>
+              <w:t>no ip address</w:t>
+            </w:r>
           </w:p>
         </w:tc>
         <w:tc>
@@ -946,7 +770,6 @@
                 <w:szCs w:val="22"/>
               </w:rPr>
             </w:pPr>
-            <w:proofErr w:type="spellStart"/>
             <w:r>
               <w:rPr>
                 <w:rFonts w:ascii="Cascadia Code" w:hAnsi="Cascadia Code" w:cs="Cascadia Code"/>
@@ -956,7 +779,6 @@
               </w:rPr>
               <w:t>shutdown</w:t>
             </w:r>
-            <w:proofErr w:type="spellEnd"/>
           </w:p>
         </w:tc>
         <w:tc>
@@ -1002,7 +824,6 @@
                 <w:szCs w:val="22"/>
               </w:rPr>
             </w:pPr>
-            <w:proofErr w:type="spellStart"/>
             <w:r>
               <w:rPr>
                 <w:rFonts w:ascii="Cascadia Code" w:hAnsi="Cascadia Code" w:cs="Cascadia Code"/>
@@ -1010,37 +831,7 @@
                 <w:sz w:val="22"/>
                 <w:szCs w:val="22"/>
               </w:rPr>
-              <w:t>interface</w:t>
-            </w:r>
-            <w:proofErr w:type="spellEnd"/>
-            <w:r>
-              <w:rPr>
-                <w:rFonts w:ascii="Cascadia Code" w:hAnsi="Cascadia Code" w:cs="Cascadia Code"/>
-                <w:i/>
-                <w:sz w:val="22"/>
-                <w:szCs w:val="22"/>
-              </w:rPr>
-              <w:t xml:space="preserve"> </w:t>
-            </w:r>
-            <w:proofErr w:type="spellStart"/>
-            <w:r>
-              <w:rPr>
-                <w:rFonts w:ascii="Cascadia Code" w:hAnsi="Cascadia Code" w:cs="Cascadia Code"/>
-                <w:i/>
-                <w:sz w:val="22"/>
-                <w:szCs w:val="22"/>
-              </w:rPr>
-              <w:t>gigabitEthernet</w:t>
-            </w:r>
-            <w:proofErr w:type="spellEnd"/>
-            <w:r>
-              <w:rPr>
-                <w:rFonts w:ascii="Cascadia Code" w:hAnsi="Cascadia Code" w:cs="Cascadia Code"/>
-                <w:i/>
-                <w:sz w:val="22"/>
-                <w:szCs w:val="22"/>
-              </w:rPr>
-              <w:t xml:space="preserve"> 0/0.10 </w:t>
+              <w:t xml:space="preserve">interface gigabitEthernet 0/0.10 </w:t>
             </w:r>
           </w:p>
         </w:tc>
@@ -1087,7 +878,6 @@
                 <w:szCs w:val="22"/>
               </w:rPr>
             </w:pPr>
-            <w:proofErr w:type="spellStart"/>
             <w:r>
               <w:rPr>
                 <w:rFonts w:ascii="Cascadia Code" w:hAnsi="Cascadia Code" w:cs="Cascadia Code"/>
@@ -1095,17 +885,7 @@
                 <w:sz w:val="22"/>
                 <w:szCs w:val="22"/>
               </w:rPr>
-              <w:t>encapsulation</w:t>
-            </w:r>
-            <w:proofErr w:type="spellEnd"/>
-            <w:r>
-              <w:rPr>
-                <w:rFonts w:ascii="Cascadia Code" w:hAnsi="Cascadia Code" w:cs="Cascadia Code"/>
-                <w:i/>
-                <w:sz w:val="22"/>
-                <w:szCs w:val="22"/>
-              </w:rPr>
-              <w:t xml:space="preserve"> dot1q 10</w:t>
+              <w:t>encapsulation dot1q 10</w:t>
             </w:r>
           </w:p>
         </w:tc>
@@ -1152,7 +932,6 @@
                 <w:szCs w:val="22"/>
               </w:rPr>
             </w:pPr>
-            <w:proofErr w:type="spellStart"/>
             <w:r>
               <w:rPr>
                 <w:rFonts w:ascii="Cascadia Code" w:hAnsi="Cascadia Code" w:cs="Cascadia Code"/>
@@ -1160,37 +939,7 @@
                 <w:sz w:val="22"/>
                 <w:szCs w:val="22"/>
               </w:rPr>
-              <w:t>ip</w:t>
-            </w:r>
-            <w:proofErr w:type="spellEnd"/>
-            <w:r>
-              <w:rPr>
-                <w:rFonts w:ascii="Cascadia Code" w:hAnsi="Cascadia Code" w:cs="Cascadia Code"/>
-                <w:i/>
-                <w:sz w:val="22"/>
-                <w:szCs w:val="22"/>
-              </w:rPr>
-              <w:t xml:space="preserve"> </w:t>
-            </w:r>
-            <w:proofErr w:type="spellStart"/>
-            <w:r>
-              <w:rPr>
-                <w:rFonts w:ascii="Cascadia Code" w:hAnsi="Cascadia Code" w:cs="Cascadia Code"/>
-                <w:i/>
-                <w:sz w:val="22"/>
-                <w:szCs w:val="22"/>
-              </w:rPr>
-              <w:t>address</w:t>
-            </w:r>
-            <w:proofErr w:type="spellEnd"/>
-            <w:r>
-              <w:rPr>
-                <w:rFonts w:ascii="Cascadia Code" w:hAnsi="Cascadia Code" w:cs="Cascadia Code"/>
-                <w:i/>
-                <w:sz w:val="22"/>
-                <w:szCs w:val="22"/>
-              </w:rPr>
-              <w:t xml:space="preserve"> 192.168.10.254 255.255.255.0</w:t>
+              <w:t>ip address 192.168.10.254 255.255.255.0</w:t>
             </w:r>
           </w:p>
         </w:tc>
@@ -1237,7 +986,6 @@
                 <w:szCs w:val="22"/>
               </w:rPr>
             </w:pPr>
-            <w:proofErr w:type="spellStart"/>
             <w:r>
               <w:rPr>
                 <w:rFonts w:ascii="Cascadia Code" w:hAnsi="Cascadia Code" w:cs="Cascadia Code"/>
@@ -1245,46 +993,7 @@
                 <w:sz w:val="22"/>
                 <w:szCs w:val="22"/>
               </w:rPr>
-              <w:t>interface</w:t>
-            </w:r>
-            <w:proofErr w:type="spellEnd"/>
-            <w:r>
-              <w:rPr>
-                <w:rFonts w:ascii="Cascadia Code" w:hAnsi="Cascadia Code" w:cs="Cascadia Code"/>
-                <w:i/>
-                <w:sz w:val="22"/>
-                <w:szCs w:val="22"/>
-              </w:rPr>
-              <w:t xml:space="preserve"> </w:t>
-            </w:r>
-            <w:proofErr w:type="spellStart"/>
-            <w:r>
-              <w:rPr>
-                <w:rFonts w:ascii="Cascadia Code" w:hAnsi="Cascadia Code" w:cs="Cascadia Code"/>
-                <w:i/>
-                <w:sz w:val="22"/>
-                <w:szCs w:val="22"/>
-              </w:rPr>
-              <w:t>gigabitEthernet</w:t>
-            </w:r>
-            <w:proofErr w:type="spellEnd"/>
-            <w:r>
-              <w:rPr>
-                <w:rFonts w:ascii="Cascadia Code" w:hAnsi="Cascadia Code" w:cs="Cascadia Code"/>
-                <w:i/>
-                <w:sz w:val="22"/>
-                <w:szCs w:val="22"/>
-              </w:rPr>
-              <w:t xml:space="preserve"> 0/0.</w:t>
-            </w:r>
-            <w:r>
-              <w:rPr>
-                <w:rFonts w:ascii="Cascadia Code" w:hAnsi="Cascadia Code" w:cs="Cascadia Code"/>
-                <w:i/>
-                <w:sz w:val="22"/>
-                <w:szCs w:val="22"/>
-              </w:rPr>
-              <w:t>20</w:t>
+              <w:t>interface gigabitEthernet 0/0.20</w:t>
             </w:r>
           </w:p>
         </w:tc>
@@ -1309,23 +1018,7 @@
                 <w:sz w:val="22"/>
                 <w:szCs w:val="22"/>
               </w:rPr>
-              <w:t xml:space="preserve">Erzeugt ein Subinterface </w:t>
-            </w:r>
-            <w:r>
-              <w:rPr>
-                <w:i/>
-                <w:sz w:val="22"/>
-                <w:szCs w:val="22"/>
-              </w:rPr>
-              <w:t>2</w:t>
-            </w:r>
-            <w:r>
-              <w:rPr>
-                <w:i/>
-                <w:sz w:val="22"/>
-                <w:szCs w:val="22"/>
-              </w:rPr>
-              <w:t>0</w:t>
+              <w:t>Erzeugt ein Subinterface 20</w:t>
             </w:r>
           </w:p>
         </w:tc>
@@ -1347,7 +1040,6 @@
                 <w:szCs w:val="22"/>
               </w:rPr>
             </w:pPr>
-            <w:proofErr w:type="spellStart"/>
             <w:r>
               <w:rPr>
                 <w:rFonts w:ascii="Cascadia Code" w:hAnsi="Cascadia Code" w:cs="Cascadia Code"/>
@@ -1355,26 +1047,7 @@
                 <w:sz w:val="22"/>
                 <w:szCs w:val="22"/>
               </w:rPr>
-              <w:t>encapsulation</w:t>
-            </w:r>
-            <w:proofErr w:type="spellEnd"/>
-            <w:r>
-              <w:rPr>
-                <w:rFonts w:ascii="Cascadia Code" w:hAnsi="Cascadia Code" w:cs="Cascadia Code"/>
-                <w:i/>
-                <w:sz w:val="22"/>
-                <w:szCs w:val="22"/>
-              </w:rPr>
-              <w:t xml:space="preserve"> dot1q </w:t>
-            </w:r>
-            <w:r>
-              <w:rPr>
-                <w:rFonts w:ascii="Cascadia Code" w:hAnsi="Cascadia Code" w:cs="Cascadia Code"/>
-                <w:i/>
-                <w:sz w:val="22"/>
-                <w:szCs w:val="22"/>
-              </w:rPr>
-              <w:t>20</w:t>
+              <w:t>encapsulation dot1q 20</w:t>
             </w:r>
           </w:p>
         </w:tc>
@@ -1399,23 +1072,7 @@
                 <w:sz w:val="22"/>
                 <w:szCs w:val="22"/>
               </w:rPr>
-              <w:t xml:space="preserve">Legt VLAN-ID </w:t>
-            </w:r>
-            <w:r>
-              <w:rPr>
-                <w:i/>
-                <w:sz w:val="22"/>
-                <w:szCs w:val="22"/>
-              </w:rPr>
-              <w:t>2</w:t>
-            </w:r>
-            <w:r>
-              <w:rPr>
-                <w:i/>
-                <w:sz w:val="22"/>
-                <w:szCs w:val="22"/>
-              </w:rPr>
-              <w:t>0 fest</w:t>
+              <w:t>Legt VLAN-ID 20 fest</w:t>
             </w:r>
           </w:p>
         </w:tc>
@@ -1437,7 +1094,6 @@
                 <w:szCs w:val="22"/>
               </w:rPr>
             </w:pPr>
-            <w:proofErr w:type="spellStart"/>
             <w:r>
               <w:rPr>
                 <w:rFonts w:ascii="Cascadia Code" w:hAnsi="Cascadia Code" w:cs="Cascadia Code"/>
@@ -1445,55 +1101,7 @@
                 <w:sz w:val="22"/>
                 <w:szCs w:val="22"/>
               </w:rPr>
-              <w:t>ip</w:t>
-            </w:r>
-            <w:proofErr w:type="spellEnd"/>
-            <w:r>
-              <w:rPr>
-                <w:rFonts w:ascii="Cascadia Code" w:hAnsi="Cascadia Code" w:cs="Cascadia Code"/>
-                <w:i/>
-                <w:sz w:val="22"/>
-                <w:szCs w:val="22"/>
-              </w:rPr>
-              <w:t xml:space="preserve"> </w:t>
-            </w:r>
-            <w:proofErr w:type="spellStart"/>
-            <w:r>
-              <w:rPr>
-                <w:rFonts w:ascii="Cascadia Code" w:hAnsi="Cascadia Code" w:cs="Cascadia Code"/>
-                <w:i/>
-                <w:sz w:val="22"/>
-                <w:szCs w:val="22"/>
-              </w:rPr>
-              <w:t>address</w:t>
-            </w:r>
-            <w:proofErr w:type="spellEnd"/>
-            <w:r>
-              <w:rPr>
-                <w:rFonts w:ascii="Cascadia Code" w:hAnsi="Cascadia Code" w:cs="Cascadia Code"/>
-                <w:i/>
-                <w:sz w:val="22"/>
-                <w:szCs w:val="22"/>
-              </w:rPr>
-              <w:t xml:space="preserve"> 192.168.</w:t>
-            </w:r>
-            <w:r>
-              <w:rPr>
-                <w:rFonts w:ascii="Cascadia Code" w:hAnsi="Cascadia Code" w:cs="Cascadia Code"/>
-                <w:i/>
-                <w:sz w:val="22"/>
-                <w:szCs w:val="22"/>
-              </w:rPr>
-              <w:t>2</w:t>
-            </w:r>
-            <w:r>
-              <w:rPr>
-                <w:rFonts w:ascii="Cascadia Code" w:hAnsi="Cascadia Code" w:cs="Cascadia Code"/>
-                <w:i/>
-                <w:sz w:val="22"/>
-                <w:szCs w:val="22"/>
-              </w:rPr>
-              <w:t>0.254 255.255.255.0</w:t>
+              <w:t>ip address 192.168.20.254 255.255.255.0</w:t>
             </w:r>
           </w:p>
         </w:tc>
@@ -1540,7 +1148,6 @@
                 <w:szCs w:val="22"/>
               </w:rPr>
             </w:pPr>
-            <w:proofErr w:type="spellStart"/>
             <w:r>
               <w:rPr>
                 <w:rFonts w:ascii="Cascadia Code" w:hAnsi="Cascadia Code" w:cs="Cascadia Code"/>
@@ -1548,55 +1155,7 @@
                 <w:sz w:val="22"/>
                 <w:szCs w:val="22"/>
               </w:rPr>
-              <w:t>interface</w:t>
-            </w:r>
-            <w:proofErr w:type="spellEnd"/>
-            <w:r>
-              <w:rPr>
-                <w:rFonts w:ascii="Cascadia Code" w:hAnsi="Cascadia Code" w:cs="Cascadia Code"/>
-                <w:i/>
-                <w:sz w:val="22"/>
-                <w:szCs w:val="22"/>
-              </w:rPr>
-              <w:t xml:space="preserve"> </w:t>
-            </w:r>
-            <w:proofErr w:type="spellStart"/>
-            <w:r>
-              <w:rPr>
-                <w:rFonts w:ascii="Cascadia Code" w:hAnsi="Cascadia Code" w:cs="Cascadia Code"/>
-                <w:i/>
-                <w:sz w:val="22"/>
-                <w:szCs w:val="22"/>
-              </w:rPr>
-              <w:t>gigabitEthernet</w:t>
-            </w:r>
-            <w:proofErr w:type="spellEnd"/>
-            <w:r>
-              <w:rPr>
-                <w:rFonts w:ascii="Cascadia Code" w:hAnsi="Cascadia Code" w:cs="Cascadia Code"/>
-                <w:i/>
-                <w:sz w:val="22"/>
-                <w:szCs w:val="22"/>
-              </w:rPr>
-              <w:t xml:space="preserve"> 0/0.</w:t>
-            </w:r>
-            <w:r>
-              <w:rPr>
-                <w:rFonts w:ascii="Cascadia Code" w:hAnsi="Cascadia Code" w:cs="Cascadia Code"/>
-                <w:i/>
-                <w:sz w:val="22"/>
-                <w:szCs w:val="22"/>
-              </w:rPr>
-              <w:t>30</w:t>
-            </w:r>
-            <w:r>
-              <w:rPr>
-                <w:rFonts w:ascii="Cascadia Code" w:hAnsi="Cascadia Code" w:cs="Cascadia Code"/>
-                <w:i/>
-                <w:sz w:val="22"/>
-                <w:szCs w:val="22"/>
-              </w:rPr>
-              <w:t xml:space="preserve"> </w:t>
+              <w:t xml:space="preserve">interface gigabitEthernet 0/0.30 </w:t>
             </w:r>
           </w:p>
         </w:tc>
@@ -1621,23 +1180,7 @@
                 <w:sz w:val="22"/>
                 <w:szCs w:val="22"/>
               </w:rPr>
-              <w:t xml:space="preserve">Erzeugt ein Subinterface </w:t>
-            </w:r>
-            <w:r>
-              <w:rPr>
-                <w:i/>
-                <w:sz w:val="22"/>
-                <w:szCs w:val="22"/>
-              </w:rPr>
-              <w:t>3</w:t>
-            </w:r>
-            <w:r>
-              <w:rPr>
-                <w:i/>
-                <w:sz w:val="22"/>
-                <w:szCs w:val="22"/>
-              </w:rPr>
-              <w:t>0</w:t>
+              <w:t>Erzeugt ein Subinterface 30</w:t>
             </w:r>
           </w:p>
         </w:tc>
@@ -1659,7 +1202,6 @@
                 <w:szCs w:val="22"/>
               </w:rPr>
             </w:pPr>
-            <w:proofErr w:type="spellStart"/>
             <w:r>
               <w:rPr>
                 <w:rFonts w:ascii="Cascadia Code" w:hAnsi="Cascadia Code" w:cs="Cascadia Code"/>
@@ -1667,26 +1209,7 @@
                 <w:sz w:val="22"/>
                 <w:szCs w:val="22"/>
               </w:rPr>
-              <w:t>encapsulation</w:t>
-            </w:r>
-            <w:proofErr w:type="spellEnd"/>
-            <w:r>
-              <w:rPr>
-                <w:rFonts w:ascii="Cascadia Code" w:hAnsi="Cascadia Code" w:cs="Cascadia Code"/>
-                <w:i/>
-                <w:sz w:val="22"/>
-                <w:szCs w:val="22"/>
-              </w:rPr>
-              <w:t xml:space="preserve"> dot1q </w:t>
-            </w:r>
-            <w:r>
-              <w:rPr>
-                <w:rFonts w:ascii="Cascadia Code" w:hAnsi="Cascadia Code" w:cs="Cascadia Code"/>
-                <w:i/>
-                <w:sz w:val="22"/>
-                <w:szCs w:val="22"/>
-              </w:rPr>
-              <w:t>30</w:t>
+              <w:t>encapsulation dot1q 30</w:t>
             </w:r>
           </w:p>
         </w:tc>
@@ -1711,23 +1234,7 @@
                 <w:sz w:val="22"/>
                 <w:szCs w:val="22"/>
               </w:rPr>
-              <w:t xml:space="preserve">Legt VLAN-ID </w:t>
-            </w:r>
-            <w:r>
-              <w:rPr>
-                <w:i/>
-                <w:sz w:val="22"/>
-                <w:szCs w:val="22"/>
-              </w:rPr>
-              <w:t>3</w:t>
-            </w:r>
-            <w:r>
-              <w:rPr>
-                <w:i/>
-                <w:sz w:val="22"/>
-                <w:szCs w:val="22"/>
-              </w:rPr>
-              <w:t>0 fest</w:t>
+              <w:t>Legt VLAN-ID 30 fest</w:t>
             </w:r>
           </w:p>
         </w:tc>
@@ -1749,7 +1256,6 @@
                 <w:szCs w:val="22"/>
               </w:rPr>
             </w:pPr>
-            <w:proofErr w:type="spellStart"/>
             <w:r>
               <w:rPr>
                 <w:rFonts w:ascii="Cascadia Code" w:hAnsi="Cascadia Code" w:cs="Cascadia Code"/>
@@ -1757,55 +1263,7 @@
                 <w:sz w:val="22"/>
                 <w:szCs w:val="22"/>
               </w:rPr>
-              <w:t>ip</w:t>
-            </w:r>
-            <w:proofErr w:type="spellEnd"/>
-            <w:r>
-              <w:rPr>
-                <w:rFonts w:ascii="Cascadia Code" w:hAnsi="Cascadia Code" w:cs="Cascadia Code"/>
-                <w:i/>
-                <w:sz w:val="22"/>
-                <w:szCs w:val="22"/>
-              </w:rPr>
-              <w:t xml:space="preserve"> </w:t>
-            </w:r>
-            <w:proofErr w:type="spellStart"/>
-            <w:r>
-              <w:rPr>
-                <w:rFonts w:ascii="Cascadia Code" w:hAnsi="Cascadia Code" w:cs="Cascadia Code"/>
-                <w:i/>
-                <w:sz w:val="22"/>
-                <w:szCs w:val="22"/>
-              </w:rPr>
-              <w:t>address</w:t>
-            </w:r>
-            <w:proofErr w:type="spellEnd"/>
-            <w:r>
-              <w:rPr>
-                <w:rFonts w:ascii="Cascadia Code" w:hAnsi="Cascadia Code" w:cs="Cascadia Code"/>
-                <w:i/>
-                <w:sz w:val="22"/>
-                <w:szCs w:val="22"/>
-              </w:rPr>
-              <w:t xml:space="preserve"> 192.168.</w:t>
-            </w:r>
-            <w:r>
-              <w:rPr>
-                <w:rFonts w:ascii="Cascadia Code" w:hAnsi="Cascadia Code" w:cs="Cascadia Code"/>
-                <w:i/>
-                <w:sz w:val="22"/>
-                <w:szCs w:val="22"/>
-              </w:rPr>
-              <w:t>3</w:t>
-            </w:r>
-            <w:r>
-              <w:rPr>
-                <w:rFonts w:ascii="Cascadia Code" w:hAnsi="Cascadia Code" w:cs="Cascadia Code"/>
-                <w:i/>
-                <w:sz w:val="22"/>
-                <w:szCs w:val="22"/>
-              </w:rPr>
-              <w:t>0.254 255.255.255.0</w:t>
+              <w:t>ip address 192.168.30.254 255.255.255.0</w:t>
             </w:r>
           </w:p>
         </w:tc>
@@ -1895,8 +1353,10 @@
       </w:pPr>
       <w:r>
         <w:rPr>
-          <w:sz w:val="22"/>
-          <w:szCs w:val="22"/>
+          <w:noProof/>
+          <w:sz w:val="22"/>
+          <w:szCs w:val="22"/>
+          <w:lang w:val="en-US" w:eastAsia="en-US"/>
         </w:rPr>
         <w:drawing>
           <wp:inline distT="0" distB="0" distL="0" distR="0" wp14:anchorId="404D62B2" wp14:editId="2D3212C1">
@@ -1936,8 +1396,10 @@
       </w:r>
       <w:r>
         <w:rPr>
-          <w:sz w:val="22"/>
-          <w:szCs w:val="22"/>
+          <w:noProof/>
+          <w:sz w:val="22"/>
+          <w:szCs w:val="22"/>
+          <w:lang w:val="en-US" w:eastAsia="en-US"/>
         </w:rPr>
         <w:drawing>
           <wp:inline distT="0" distB="0" distL="0" distR="0" wp14:anchorId="32487E68" wp14:editId="35F8F447">
@@ -2009,29 +1471,10 @@
           <w:sz w:val="22"/>
           <w:szCs w:val="22"/>
         </w:rPr>
-        <w:t xml:space="preserve"> Laden Sie Ihre Lösung auf </w:t>
-      </w:r>
-      <w:proofErr w:type="spellStart"/>
-      <w:r>
-        <w:rPr>
-          <w:sz w:val="22"/>
-          <w:szCs w:val="22"/>
-        </w:rPr>
-        <w:t>Moodle</w:t>
-      </w:r>
-      <w:proofErr w:type="spellEnd"/>
-      <w:r>
-        <w:rPr>
-          <w:sz w:val="22"/>
-          <w:szCs w:val="22"/>
-        </w:rPr>
-        <w:t xml:space="preserve"> hoch.</w:t>
-      </w:r>
-      <w:bookmarkStart w:id="0" w:name="_GoBack"/>
-      <w:bookmarkEnd w:id="0"/>
+        <w:t xml:space="preserve"> Laden Sie Ihre Lösung auf Moodle hoch.</w:t>
+      </w:r>
     </w:p>
     <w:sectPr>
-      <w:headerReference w:type="default" r:id="rId10"/>
       <w:type w:val="continuous"/>
       <w:pgSz w:w="11906" w:h="16838"/>
       <w:pgMar w:top="1701" w:right="851" w:bottom="907" w:left="1418" w:header="720" w:footer="720" w:gutter="0"/>
@@ -2078,276 +1521,6 @@
     </w:p>
   </w:footnote>
 </w:footnotes>
-</file>
-
-<file path=word/header1.xml><?xml version="1.0" encoding="utf-8"?>
-<w:hdr xmlns:wpc="http://schemas.microsoft.com/office/word/2010/wordprocessingCanvas" xmlns:cx="http://schemas.microsoft.com/office/drawing/2014/chartex" xmlns:cx1="http://schemas.microsoft.com/office/drawing/2015/9/8/chartex" xmlns:mc="http://schemas.openxmlformats.org/markup-compatibility/2006" xmlns:o="urn:schemas-microsoft-com:office:office" xmlns:r="http://schemas.openxmlformats.org/officeDocument/2006/relationships" xmlns:m="http://schemas.openxmlformats.org/officeDocument/2006/math" xmlns:v="urn:schemas-microsoft-com:vml" xmlns:wp14="http://schemas.microsoft.com/office/word/2010/wordprocessingDrawing" xmlns:wp="http://schemas.openxmlformats.org/drawingml/2006/wordprocessingDrawing" xmlns:w10="urn:schemas-microsoft-com:office:word" xmlns:w="http://schemas.openxmlformats.org/wordprocessingml/2006/main" xmlns:w14="http://schemas.microsoft.com/office/word/2010/wordml" xmlns:w15="http://schemas.microsoft.com/office/word/2012/wordml" xmlns:w16se="http://schemas.microsoft.com/office/word/2015/wordml/symex" xmlns:wpg="http://schemas.microsoft.com/office/word/2010/wordprocessingGroup" xmlns:wpi="http://schemas.microsoft.com/office/word/2010/wordprocessingInk" xmlns:wne="http://schemas.microsoft.com/office/word/2006/wordml" xmlns:wps="http://schemas.microsoft.com/office/word/2010/wordprocessingShape" mc:Ignorable="w14 w15 w16se wp14">
-  <w:tbl>
-    <w:tblPr>
-      <w:tblW w:w="10008" w:type="dxa"/>
-      <w:tblBorders>
-        <w:top w:val="single" w:sz="4" w:space="0" w:color="auto"/>
-        <w:left w:val="single" w:sz="4" w:space="0" w:color="auto"/>
-        <w:bottom w:val="single" w:sz="4" w:space="0" w:color="auto"/>
-        <w:right w:val="single" w:sz="4" w:space="0" w:color="auto"/>
-        <w:insideH w:val="single" w:sz="4" w:space="0" w:color="auto"/>
-        <w:insideV w:val="single" w:sz="4" w:space="0" w:color="auto"/>
-      </w:tblBorders>
-      <w:tblLook w:val="01E0" w:firstRow="1" w:lastRow="1" w:firstColumn="1" w:lastColumn="1" w:noHBand="0" w:noVBand="0"/>
-    </w:tblPr>
-    <w:tblGrid>
-      <w:gridCol w:w="2771"/>
-      <w:gridCol w:w="2291"/>
-      <w:gridCol w:w="2066"/>
-      <w:gridCol w:w="2880"/>
-    </w:tblGrid>
-    <w:tr>
-      <w:trPr>
-        <w:trHeight w:hRule="exact" w:val="868"/>
-      </w:trPr>
-      <w:tc>
-        <w:tcPr>
-          <w:tcW w:w="2771" w:type="dxa"/>
-          <w:vAlign w:val="center"/>
-        </w:tcPr>
-        <w:p>
-          <w:pPr>
-            <w:jc w:val="center"/>
-            <w:rPr>
-              <w:rFonts w:ascii="Arial" w:hAnsi="Arial" w:cs="Arial"/>
-            </w:rPr>
-          </w:pPr>
-          <w:r>
-            <w:rPr>
-              <w:rFonts w:ascii="Arial" w:hAnsi="Arial" w:cs="Arial"/>
-              <w:noProof/>
-              <w:lang w:val="en-US" w:eastAsia="en-US"/>
-            </w:rPr>
-            <w:drawing>
-              <wp:inline distT="0" distB="0" distL="0" distR="0">
-                <wp:extent cx="1209675" cy="381000"/>
-                <wp:effectExtent l="0" t="0" r="9525" b="0"/>
-                <wp:docPr id="1" name="Bild 1" descr="logo_kurz.jpg"/>
-                <wp:cNvGraphicFramePr>
-                  <a:graphicFrameLocks xmlns:a="http://schemas.openxmlformats.org/drawingml/2006/main" noChangeAspect="1"/>
-                </wp:cNvGraphicFramePr>
-                <a:graphic xmlns:a="http://schemas.openxmlformats.org/drawingml/2006/main">
-                  <a:graphicData uri="http://schemas.openxmlformats.org/drawingml/2006/picture">
-                    <pic:pic xmlns:pic="http://schemas.openxmlformats.org/drawingml/2006/picture">
-                      <pic:nvPicPr>
-                        <pic:cNvPr id="0" name="Picture 1" descr="logo_kurz.jpg"/>
-                        <pic:cNvPicPr>
-                          <a:picLocks noChangeAspect="1" noChangeArrowheads="1"/>
-                        </pic:cNvPicPr>
-                      </pic:nvPicPr>
-                      <pic:blipFill>
-                        <a:blip r:embed="rId1">
-                          <a:extLst>
-                            <a:ext uri="{28A0092B-C50C-407E-A947-70E740481C1C}">
-                              <a14:useLocalDpi xmlns:a14="http://schemas.microsoft.com/office/drawing/2010/main" val="0"/>
-                            </a:ext>
-                          </a:extLst>
-                        </a:blip>
-                        <a:srcRect l="12132" t="32092" r="16966" b="36319"/>
-                        <a:stretch>
-                          <a:fillRect/>
-                        </a:stretch>
-                      </pic:blipFill>
-                      <pic:spPr bwMode="auto">
-                        <a:xfrm>
-                          <a:off x="0" y="0"/>
-                          <a:ext cx="1209675" cy="381000"/>
-                        </a:xfrm>
-                        <a:prstGeom prst="rect">
-                          <a:avLst/>
-                        </a:prstGeom>
-                        <a:noFill/>
-                        <a:ln>
-                          <a:noFill/>
-                        </a:ln>
-                      </pic:spPr>
-                    </pic:pic>
-                  </a:graphicData>
-                </a:graphic>
-              </wp:inline>
-            </w:drawing>
-          </w:r>
-        </w:p>
-      </w:tc>
-      <w:tc>
-        <w:tcPr>
-          <w:tcW w:w="4357" w:type="dxa"/>
-          <w:gridSpan w:val="2"/>
-          <w:vAlign w:val="center"/>
-        </w:tcPr>
-        <w:p>
-          <w:pPr>
-            <w:jc w:val="center"/>
-            <w:rPr>
-              <w:rFonts w:ascii="Arial" w:hAnsi="Arial" w:cs="Arial"/>
-              <w:b/>
-              <w:sz w:val="22"/>
-              <w:szCs w:val="22"/>
-            </w:rPr>
-          </w:pPr>
-          <w:r>
-            <w:rPr>
-              <w:rFonts w:ascii="Arial" w:hAnsi="Arial" w:cs="Arial"/>
-              <w:b/>
-              <w:sz w:val="22"/>
-              <w:szCs w:val="22"/>
-            </w:rPr>
-            <w:t>VLANs</w:t>
-          </w:r>
-        </w:p>
-      </w:tc>
-      <w:tc>
-        <w:tcPr>
-          <w:tcW w:w="2835" w:type="dxa"/>
-          <w:vAlign w:val="center"/>
-        </w:tcPr>
-        <w:p>
-          <w:pPr>
-            <w:jc w:val="center"/>
-            <w:rPr>
-              <w:rFonts w:ascii="Arial" w:hAnsi="Arial" w:cs="Arial"/>
-            </w:rPr>
-          </w:pPr>
-          <w:r>
-            <w:rPr>
-              <w:rFonts w:ascii="Arial" w:hAnsi="Arial" w:cs="Arial"/>
-            </w:rPr>
-            <w:t>Aufgabenblatt</w:t>
-          </w:r>
-        </w:p>
-      </w:tc>
-    </w:tr>
-    <w:tr>
-      <w:trPr>
-        <w:trHeight w:hRule="exact" w:val="340"/>
-      </w:trPr>
-      <w:tc>
-        <w:tcPr>
-          <w:tcW w:w="2771" w:type="dxa"/>
-          <w:vAlign w:val="center"/>
-        </w:tcPr>
-        <w:p>
-          <w:pPr>
-            <w:rPr>
-              <w:rFonts w:ascii="Arial" w:hAnsi="Arial" w:cs="Arial"/>
-            </w:rPr>
-          </w:pPr>
-          <w:r>
-            <w:rPr>
-              <w:rFonts w:ascii="Arial" w:hAnsi="Arial" w:cs="Arial"/>
-            </w:rPr>
-            <w:t>Name:</w:t>
-          </w:r>
-        </w:p>
-      </w:tc>
-      <w:tc>
-        <w:tcPr>
-          <w:tcW w:w="2291" w:type="dxa"/>
-          <w:vAlign w:val="center"/>
-        </w:tcPr>
-        <w:p>
-          <w:pPr>
-            <w:rPr>
-              <w:rFonts w:ascii="Arial" w:hAnsi="Arial" w:cs="Arial"/>
-            </w:rPr>
-          </w:pPr>
-          <w:r>
-            <w:rPr>
-              <w:rFonts w:ascii="Arial" w:hAnsi="Arial" w:cs="Arial"/>
-            </w:rPr>
-            <w:t>Klasse:</w:t>
-          </w:r>
-        </w:p>
-      </w:tc>
-      <w:tc>
-        <w:tcPr>
-          <w:tcW w:w="2066" w:type="dxa"/>
-          <w:vAlign w:val="center"/>
-        </w:tcPr>
-        <w:p>
-          <w:pPr>
-            <w:rPr>
-              <w:rFonts w:ascii="Arial" w:hAnsi="Arial" w:cs="Arial"/>
-            </w:rPr>
-          </w:pPr>
-          <w:r>
-            <w:rPr>
-              <w:rFonts w:ascii="Arial" w:hAnsi="Arial" w:cs="Arial"/>
-            </w:rPr>
-            <w:t>Datum:</w:t>
-          </w:r>
-        </w:p>
-      </w:tc>
-      <w:tc>
-        <w:tcPr>
-          <w:tcW w:w="2880" w:type="dxa"/>
-          <w:vAlign w:val="center"/>
-        </w:tcPr>
-        <w:p>
-          <w:pPr>
-            <w:tabs>
-              <w:tab w:val="left" w:pos="582"/>
-              <w:tab w:val="left" w:pos="822"/>
-              <w:tab w:val="left" w:pos="1422"/>
-            </w:tabs>
-            <w:rPr>
-              <w:rFonts w:ascii="Arial" w:hAnsi="Arial" w:cs="Arial"/>
-            </w:rPr>
-          </w:pPr>
-          <w:r>
-            <w:rPr>
-              <w:rFonts w:ascii="Arial" w:hAnsi="Arial" w:cs="Arial"/>
-            </w:rPr>
-            <w:t>Blatt-</w:t>
-          </w:r>
-          <w:r>
-            <w:rPr>
-              <w:rFonts w:ascii="Arial" w:hAnsi="Arial" w:cs="Arial"/>
-            </w:rPr>
-            <w:t xml:space="preserve">Nr.: </w:t>
-          </w:r>
-          <w:r>
-            <w:rPr>
-              <w:rFonts w:ascii="Arial" w:hAnsi="Arial" w:cs="Arial"/>
-            </w:rPr>
-            <w:fldChar w:fldCharType="begin"/>
-          </w:r>
-          <w:r>
-            <w:rPr>
-              <w:rFonts w:ascii="Arial" w:hAnsi="Arial" w:cs="Arial"/>
-            </w:rPr>
-            <w:instrText xml:space="preserve"> PAGE   \* MERGEFORMAT </w:instrText>
-          </w:r>
-          <w:r>
-            <w:rPr>
-              <w:rFonts w:ascii="Arial" w:hAnsi="Arial" w:cs="Arial"/>
-            </w:rPr>
-            <w:fldChar w:fldCharType="separate"/>
-          </w:r>
-          <w:r>
-            <w:rPr>
-              <w:rFonts w:ascii="Arial" w:hAnsi="Arial" w:cs="Arial"/>
-              <w:noProof/>
-            </w:rPr>
-            <w:t>1</w:t>
-          </w:r>
-          <w:r>
-            <w:rPr>
-              <w:rFonts w:ascii="Arial" w:hAnsi="Arial" w:cs="Arial"/>
-            </w:rPr>
-            <w:fldChar w:fldCharType="end"/>
-          </w:r>
-        </w:p>
-      </w:tc>
-    </w:tr>
-  </w:tbl>
-  <w:p/>
-</w:hdr>
 </file>
 
 <file path=word/numbering.xml><?xml version="1.0" encoding="utf-8"?>
